--- a/assets/legal-templates/governing-body-terms-of-reference.docx
+++ b/assets/legal-templates/governing-body-terms-of-reference.docx
@@ -19,7 +19,7 @@
             <wp:extent cx="7562850" cy="10696575"/>
             <wp:effectExtent t="0" r="0" b="0" l="0"/>
             <wp:wrapNone/>
-            <wp:docPr id="43" name="" descr="" title=""/>
+            <wp:docPr id="47" name="" descr="" title=""/>
             <wp:cNvGraphicFramePr>
               <a:graphicFrameLocks xmlns:a="http://schemas.openxmlformats.org/drawingml/2006/main" noChangeAspect="1"/>
             </wp:cNvGraphicFramePr>
@@ -930,7 +930,7 @@
                 <w:sz w:val="17"/>
                 <w:szCs w:val="17"/>
               </w:rPr>
-              <w:t xml:space="preserve">Delegation of Authority Matrix · Board Interest Declaration · Conflict of Interest Policy · Risk Register · Financial Controls Policy · Reserves Policy · Safeguarding Policy and Procedure · Whistleblowing Policy and Procedure · Independent Contact Role Note · Code of Conduct</w:t>
+              <w:t xml:space="preserve">Delegation of Authority Matrix · Board Interest Declaration · Conflict of Interest Policy · Risk Register · Financial Controls Policy · Reserves Policy · Safeguarding Policy and Procedure · Whistleblowing Policy and Procedure · Independent Contact Role Note · Code of Conduct · Policy Approval and Review Procedure</w:t>
             </w:r>
           </w:p>
         </w:tc>
@@ -9990,7 +9990,7 @@
                 <w:sz w:val="18"/>
                 <w:szCs w:val="18"/>
               </w:rPr>
-              <w:t xml:space="preserve">Approve the annual plan and budget; review the Risk Register; agree board training</w:t>
+              <w:t xml:space="preserve">Review the Risk Register; agree board training; check progress against the annual plan</w:t>
             </w:r>
           </w:p>
         </w:tc>
@@ -10196,6 +10196,15 @@
             <w:pPr>
               <w:spacing w:after="40" w:line="260"/>
             </w:pPr>
+            <w:r>
+              <w:rPr>
+                <w:rFonts w:ascii="Nunito Sans" w:cs="Nunito Sans" w:eastAsia="Nunito Sans" w:hAnsi="Nunito Sans"/>
+                <w:color w:val="102E3B"/>
+                <w:sz w:val="18"/>
+                <w:szCs w:val="18"/>
+              </w:rPr>
+              <w:t xml:space="preserve">Approve the annual plan and budget for the coming financial year, before it starts; </w:t>
+            </w:r>
             <w:r>
               <w:rPr>
                 <w:rFonts w:ascii="Nunito Sans" w:cs="Nunito Sans" w:eastAsia="Nunito Sans" w:hAnsi="Nunito Sans"/>
@@ -10850,7 +10859,7 @@
         <wp:inline distT="0" distB="0" distL="0" distR="0">
           <wp:extent cx="1333500" cy="204788"/>
           <wp:effectExtent t="0" r="0" b="0" l="0"/>
-          <wp:docPr id="44" name="" descr="" title=""/>
+          <wp:docPr id="48" name="" descr="" title=""/>
           <wp:cNvGraphicFramePr>
             <a:graphicFrameLocks xmlns:a="http://schemas.openxmlformats.org/drawingml/2006/main" noChangeAspect="1"/>
           </wp:cNvGraphicFramePr>

--- a/assets/legal-templates/governing-body-terms-of-reference.docx
+++ b/assets/legal-templates/governing-body-terms-of-reference.docx
@@ -19,7 +19,7 @@
             <wp:extent cx="7562850" cy="10696575"/>
             <wp:effectExtent t="0" r="0" b="0" l="0"/>
             <wp:wrapNone/>
-            <wp:docPr id="47" name="" descr="" title=""/>
+            <wp:docPr id="55" name="" descr="" title=""/>
             <wp:cNvGraphicFramePr>
               <a:graphicFrameLocks xmlns:a="http://schemas.openxmlformats.org/drawingml/2006/main" noChangeAspect="1"/>
             </wp:cNvGraphicFramePr>
@@ -74,7 +74,7 @@
     </w:p>
     <w:p>
       <w:pPr>
-        <w:spacing w:after="300"/>
+        <w:spacing w:after="360" w:line="360" w:lineRule="atLeast"/>
       </w:pPr>
       <w:r>
         <w:rPr>
@@ -91,7 +91,7 @@
     </w:p>
     <w:p>
       <w:pPr>
-        <w:spacing w:after="280" w:before="240" w:line="260"/>
+        <w:spacing w:after="280" w:before="120" w:line="920" w:lineRule="atLeast"/>
       </w:pPr>
       <w:r>
         <w:rPr>
@@ -10786,7 +10786,7 @@
         <w:sz w:val="14"/>
         <w:szCs w:val="14"/>
       </w:rPr>
-      <w:t xml:space="preserve">  |  Governing Body Terms of Reference  |  Version [1.0]  |  From a Method into Impact template</w:t>
+      <w:t xml:space="preserve">  |  Governing Body Terms of Reference  |  Version [1.0]  |  Method into Impact template, edition 2026-10</w:t>
     </w:r>
     <w:r>
       <w:rPr>
@@ -10859,7 +10859,7 @@
         <wp:inline distT="0" distB="0" distL="0" distR="0">
           <wp:extent cx="1333500" cy="204788"/>
           <wp:effectExtent t="0" r="0" b="0" l="0"/>
-          <wp:docPr id="48" name="" descr="" title=""/>
+          <wp:docPr id="56" name="" descr="" title=""/>
           <wp:cNvGraphicFramePr>
             <a:graphicFrameLocks xmlns:a="http://schemas.openxmlformats.org/drawingml/2006/main" noChangeAspect="1"/>
           </wp:cNvGraphicFramePr>

--- a/assets/legal-templates/governing-body-terms-of-reference.docx
+++ b/assets/legal-templates/governing-body-terms-of-reference.docx
@@ -1125,7 +1125,7 @@
                 <w:sz w:val="16"/>
                 <w:szCs w:val="16"/>
               </w:rPr>
-              <w:t xml:space="preserve">This is a template, not legal advice. It is a general starting point written for small purpose-led organisations working in different countries. Laws, regulators and funders differ, and they change. Method into Impact does not guarantee that this template is complete, current or suitable for your circumstances, and using it does not create an adviser–client relationship. You are responsible for adapting it, getting local advice and approving the final version. Licensed for use within one organisation; please do not resell or republish it.</w:t>
+              <w:t xml:space="preserve">This is a template, not legal advice. It is a general starting point written for small purpose-led organisations and entrepreneurs working in different countries. Laws, regulators and funders differ, and they change. Method into Impact does not guarantee that this template is complete, current or suitable for your circumstances, and using it does not create an adviser–client relationship. You are responsible for adapting it, getting local advice and approving the final version. Licensed for use within one organisation; please do not resell or republish it.</w:t>
             </w:r>
           </w:p>
         </w:tc>
